--- a/templates/laporan-informasi.docx
+++ b/templates/laporan-informasi.docx
@@ -872,7 +872,7 @@
                 <w:rFonts w:ascii="Calibri" w:cs="Calibri" w:eastAsia="Calibri" w:hAnsi="Calibri"/>
                 <w:rtl w:val="0"/>
               </w:rPr>
-              <w:t xml:space="preserve">:   Pelapor.</w:t>
+              <w:t xml:space="preserve">:   Ada pada pelapor.</w:t>
             </w:r>
           </w:p>
           <w:p>
@@ -1033,7 +1033,7 @@
           <w:vertAlign w:val="baseline"/>
           <w:rtl w:val="0"/>
         </w:rPr>
-        <w:t xml:space="preserve">HAL-HAL YANG DILAPORKAN </w:t>
+        <w:t xml:space="preserve">FAKTA-FAKTA </w:t>
       </w:r>
     </w:p>
     <w:p>
